--- a/PSYC Coursework/PSYC 4890 (Neuroethics)/Neuroethics Project Part 3.docx
+++ b/PSYC Coursework/PSYC 4890 (Neuroethics)/Neuroethics Project Part 3.docx
@@ -895,7 +895,43 @@
                   <w:sz w:val="22"/>
                   <w:szCs w:val="22"/>
                 </w:rPr>
-                <w:t>https://doi-org.libproxy.clemson.edu/10.1109/TAFFC.2025.3571697</w:t>
+                <w:t>https://doi-org.libproxy.clemson.edu/10.1</w:t>
+              </w:r>
+              <w:r>
+                <w:rPr>
+                  <w:rStyle w:val="Hyperlink"/>
+                  <w:rFonts w:ascii="Times New Roman" w:hAnsi="Times New Roman" w:cs="Times New Roman"/>
+                  <w:sz w:val="22"/>
+                  <w:szCs w:val="22"/>
+                </w:rPr>
+                <w:t>1</w:t>
+              </w:r>
+              <w:r>
+                <w:rPr>
+                  <w:rStyle w:val="Hyperlink"/>
+                  <w:rFonts w:ascii="Times New Roman" w:hAnsi="Times New Roman" w:cs="Times New Roman"/>
+                  <w:sz w:val="22"/>
+                  <w:szCs w:val="22"/>
+                </w:rPr>
+                <w:t>09/</w:t>
+              </w:r>
+              <w:r>
+                <w:rPr>
+                  <w:rStyle w:val="Hyperlink"/>
+                  <w:rFonts w:ascii="Times New Roman" w:hAnsi="Times New Roman" w:cs="Times New Roman"/>
+                  <w:sz w:val="22"/>
+                  <w:szCs w:val="22"/>
+                </w:rPr>
+                <w:t>T</w:t>
+              </w:r>
+              <w:r>
+                <w:rPr>
+                  <w:rStyle w:val="Hyperlink"/>
+                  <w:rFonts w:ascii="Times New Roman" w:hAnsi="Times New Roman" w:cs="Times New Roman"/>
+                  <w:sz w:val="22"/>
+                  <w:szCs w:val="22"/>
+                </w:rPr>
+                <w:t>AFFC.2025.3571697</w:t>
               </w:r>
             </w:hyperlink>
             <w:r>
@@ -2356,25 +2392,7 @@
                   <w:sz w:val="22"/>
                   <w:szCs w:val="22"/>
                 </w:rPr>
-                <w:t>https://doi-org.libproxy.clemson.edu/10.1</w:t>
-              </w:r>
-              <w:r>
-                <w:rPr>
-                  <w:rStyle w:val="Hyperlink"/>
-                  <w:rFonts w:ascii="Times New Roman" w:hAnsi="Times New Roman" w:cs="Times New Roman"/>
-                  <w:sz w:val="22"/>
-                  <w:szCs w:val="22"/>
-                </w:rPr>
-                <w:t>0</w:t>
-              </w:r>
-              <w:r>
-                <w:rPr>
-                  <w:rStyle w:val="Hyperlink"/>
-                  <w:rFonts w:ascii="Times New Roman" w:hAnsi="Times New Roman" w:cs="Times New Roman"/>
-                  <w:sz w:val="22"/>
-                  <w:szCs w:val="22"/>
-                </w:rPr>
-                <w:t>16/j.jad.2020.02.037</w:t>
+                <w:t>https://doi-org.libproxy.clemson.edu/10.1016/j.jad.2020.02.037</w:t>
               </w:r>
             </w:hyperlink>
             <w:r>
